--- a/Docs/HTTP_Consumer_Design_Specification.docx
+++ b/Docs/HTTP_Consumer_Design_Specification.docx
@@ -42,7 +42,7 @@
           <w:i/>
           <w:iCs/>
         </w:rPr>
-        <w:t xml:space="preserve">Version 1.0 - 2026-08-26</w:t>
+        <w:t xml:space="preserve">Version 1.1 - 2026-08-27 (closes out the multi-row UPDATE fix - HTTP Consumer complete)</w:t>
       </w:r>
     </w:p>
     <w:p>
@@ -2771,6 +2771,92 @@
           </w:p>
         </w:tc>
       </w:tr>
+      <w:tr>
+        <w:tc>
+          <w:tcPr>
+            <w:tcW w:type="dxa" w:w="3200"/>
+            <w:tcBorders>
+              <w:top w:val="single" w:color="BFBFBF" w:sz="4"/>
+              <w:left w:val="single" w:color="BFBFBF" w:sz="4"/>
+              <w:bottom w:val="single" w:color="BFBFBF" w:sz="4"/>
+              <w:right w:val="single" w:color="BFBFBF" w:sz="4"/>
+            </w:tcBorders>
+            <w:tcMar>
+              <w:top w:type="dxa" w:w="60"/>
+              <w:left w:type="dxa" w:w="100"/>
+              <w:bottom w:type="dxa" w:w="60"/>
+              <w:right w:type="dxa" w:w="100"/>
+            </w:tcMar>
+          </w:tcPr>
+          <w:p>
+            <w:r>
+              <w:rPr>
+                <w:i w:val="false"/>
+                <w:iCs w:val="false"/>
+                <w:sz w:val="19"/>
+                <w:szCs w:val="19"/>
+              </w:rPr>
+              <w:t xml:space="preserve">UPDATE with a non-unique WHERE clause (one execution matching many physical rows) only ever wrote LOB content to one of them - a static RETURNING array is sized to bind iterations (always 1 for UPDATE), never to rows one iteration's WHERE clause might match</w:t>
+            </w:r>
+          </w:p>
+        </w:tc>
+        <w:tc>
+          <w:tcPr>
+            <w:tcW w:type="dxa" w:w="3200"/>
+            <w:tcBorders>
+              <w:top w:val="single" w:color="BFBFBF" w:sz="4"/>
+              <w:left w:val="single" w:color="BFBFBF" w:sz="4"/>
+              <w:bottom w:val="single" w:color="BFBFBF" w:sz="4"/>
+              <w:right w:val="single" w:color="BFBFBF" w:sz="4"/>
+            </w:tcBorders>
+            <w:tcMar>
+              <w:top w:type="dxa" w:w="60"/>
+              <w:left w:type="dxa" w:w="100"/>
+              <w:bottom w:type="dxa" w:w="60"/>
+              <w:right w:type="dxa" w:w="100"/>
+            </w:tcMar>
+          </w:tcPr>
+          <w:p>
+            <w:r>
+              <w:rPr>
+                <w:i w:val="false"/>
+                <w:iCs w:val="false"/>
+                <w:sz w:val="19"/>
+                <w:szCs w:val="19"/>
+              </w:rPr>
+              <w:t xml:space="preserve">Reported directly against real data - 209 rows sharing NUMBER_COL=300, only one ever got its CLOB updated</w:t>
+            </w:r>
+          </w:p>
+        </w:tc>
+        <w:tc>
+          <w:tcPr>
+            <w:tcW w:type="dxa" w:w="2900"/>
+            <w:tcBorders>
+              <w:top w:val="single" w:color="BFBFBF" w:sz="4"/>
+              <w:left w:val="single" w:color="BFBFBF" w:sz="4"/>
+              <w:bottom w:val="single" w:color="BFBFBF" w:sz="4"/>
+              <w:right w:val="single" w:color="BFBFBF" w:sz="4"/>
+            </w:tcBorders>
+            <w:tcMar>
+              <w:top w:type="dxa" w:w="60"/>
+              <w:left w:type="dxa" w:w="100"/>
+              <w:bottom w:type="dxa" w:w="60"/>
+              <w:right w:type="dxa" w:w="100"/>
+            </w:tcMar>
+          </w:tcPr>
+          <w:p>
+            <w:r>
+              <w:rPr>
+                <w:i w:val="false"/>
+                <w:iCs w:val="false"/>
+                <w:sz w:val="19"/>
+                <w:szCs w:val="19"/>
+              </w:rPr>
+              <w:t xml:space="preserve">Static array bind replaced with OCIBindDynamic - Oracle's own callback mechanism reports every affected row as it processes it, with no upfront count needed; confirmed against the real 209-row case</w:t>
+            </w:r>
+          </w:p>
+        </w:tc>
+      </w:tr>
     </w:tbl>
     <w:p>
       <w:pPr>
@@ -2795,7 +2881,7 @@
           <w:sz w:val="21"/>
           <w:szCs w:val="21"/>
         </w:rPr>
-        <w:t xml:space="preserve">Multi-row UPDATE with distinct per-row LOB content in one batch - update_request_t's schema is deliberately single WHERE/single SET per operation (uc-&gt;row_count is hardcoded to 1); genuinely reaching this would additionally need OCIBindDynamic, since a single UPDATE execution matching many rows can't return multiple ROWIDs via a static array bind. Not built - workaround available today: multiple UPDATE operations bundled in one transaction (same atomicity, more round-trips), or delete-and-bulk-reinsert for wholesale replacement.</w:t>
+        <w:t xml:space="preserve">Multi-row UPDATE with genuinely DIFFERENT per-row LOB content in one batch (as opposed to one non-unique WHERE clause applying the SAME values to many rows, now fixed - see Section 11) - update_request_t's schema is deliberately single WHERE/single SET per operation (uc-&gt;row_count is hardcoded to 1); there is no way for one request to express "row A gets this file, row B gets that file" today. Not built - workaround available now: multiple UPDATE operations bundled in one transaction (same atomicity, more round-trips), or delete-and-bulk-reinsert via the now-proven multi-row INSERT path for wholesale replacement.</w:t>
       </w:r>
     </w:p>
     <w:p>
@@ -2854,7 +2940,7 @@
           <w:sz w:val="21"/>
           <w:szCs w:val="21"/>
         </w:rPr>
-        <w:t xml:space="preserve">HTTP Consumer Stages 0 through 5 are complete and proven under real concurrent traffic, including the full existing regression fixture set, the new execute_async fixture set (XML and JSON), and dedicated multi-row LOB regression coverage for the INSERT/UPDATE fix. Ready for front-end integration work.</w:t>
+        <w:t xml:space="preserve">HTTP Consumer Stages 0 through 5 are complete and proven under real concurrent traffic, including the full existing regression fixture set, the new execute_async fixture set (XML and JSON), dedicated multi-row LOB regression coverage for the INSERT/UPDATE fix, and the OCIBindDynamic UPDATE fix confirmed directly against real, previously-affected production-shaped data (209 rows, single non-unique WHERE clause, every row now correctly updated). HTTP Consumer is considered fully complete as of this revision. Next: Authentication/LDAPS as an independent module, then front-end integration work.</w:t>
       </w:r>
     </w:p>
     <w:p>
